--- a/A5/A5.docx
+++ b/A5/A5.docx
@@ -134,15 +134,30 @@
           <w:ilvl w:val="0"/>
           <w:numId w:val="1"/>
         </w:numPr>
-      </w:pPr>
-      <w:r>
+        <w:rPr>
+          <w:color w:val="00B050"/>
+        </w:rPr>
+      </w:pPr>
+      <w:r>
+        <w:rPr>
+          <w:color w:val="00B050"/>
+        </w:rPr>
         <w:t xml:space="preserve">ng </w:t>
       </w:r>
       <w:proofErr w:type="gramStart"/>
       <w:r>
+        <w:rPr>
+          <w:color w:val="00B050"/>
+        </w:rPr>
         <w:t>serve</w:t>
       </w:r>
       <w:proofErr w:type="gramEnd"/>
+      <w:r>
+        <w:rPr>
+          <w:color w:val="00B050"/>
+        </w:rPr>
+        <w:t xml:space="preserve"> (to run app)</w:t>
+      </w:r>
     </w:p>
     <w:p>
       <w:pPr>
@@ -228,9 +243,293 @@
           <w:ilvl w:val="0"/>
           <w:numId w:val="1"/>
         </w:numPr>
-      </w:pPr>
-      <w:r>
-        <w:t>ng generate service user</w:t>
+        <w:pBdr>
+          <w:bottom w:val="single" w:sz="6" w:space="1" w:color="auto"/>
+        </w:pBdr>
+      </w:pPr>
+      <w:r>
+        <w:t xml:space="preserve">ng </w:t>
+      </w:r>
+      <w:proofErr w:type="gramStart"/>
+      <w:r>
+        <w:t>generate</w:t>
+      </w:r>
+      <w:proofErr w:type="gramEnd"/>
+      <w:r>
+        <w:t xml:space="preserve"> service user</w:t>
+      </w:r>
+      <w:r>
+        <w:br/>
+      </w:r>
+    </w:p>
+    <w:p>
+      <w:pPr>
+        <w:ind w:left="360"/>
+      </w:pPr>
+      <w:r>
+        <w:rPr>
+          <w:noProof/>
+        </w:rPr>
+        <w:drawing>
+          <wp:anchor distT="0" distB="0" distL="114300" distR="114300" simplePos="0" relativeHeight="251660288" behindDoc="0" locked="0" layoutInCell="1" allowOverlap="1" wp14:anchorId="2CE91819" wp14:editId="57062E2A">
+            <wp:simplePos x="0" y="0"/>
+            <wp:positionH relativeFrom="column">
+              <wp:posOffset>3124200</wp:posOffset>
+            </wp:positionH>
+            <wp:positionV relativeFrom="paragraph">
+              <wp:posOffset>832485</wp:posOffset>
+            </wp:positionV>
+            <wp:extent cx="3293745" cy="2530475"/>
+            <wp:effectExtent l="0" t="0" r="1905" b="3175"/>
+            <wp:wrapTopAndBottom/>
+            <wp:docPr id="1977961736" name="Picture 2"/>
+            <wp:cNvGraphicFramePr>
+              <a:graphicFrameLocks xmlns:a="http://schemas.openxmlformats.org/drawingml/2006/main" noChangeAspect="1"/>
+            </wp:cNvGraphicFramePr>
+            <a:graphic xmlns:a="http://schemas.openxmlformats.org/drawingml/2006/main">
+              <a:graphicData uri="http://schemas.openxmlformats.org/drawingml/2006/picture">
+                <pic:pic xmlns:pic="http://schemas.openxmlformats.org/drawingml/2006/picture">
+                  <pic:nvPicPr>
+                    <pic:cNvPr id="0" name="Picture 2"/>
+                    <pic:cNvPicPr>
+                      <a:picLocks noChangeAspect="1" noChangeArrowheads="1"/>
+                    </pic:cNvPicPr>
+                  </pic:nvPicPr>
+                  <pic:blipFill>
+                    <a:blip r:embed="rId6">
+                      <a:extLst>
+                        <a:ext uri="{28A0092B-C50C-407E-A947-70E740481C1C}">
+                          <a14:useLocalDpi xmlns:a14="http://schemas.microsoft.com/office/drawing/2010/main" val="0"/>
+                        </a:ext>
+                      </a:extLst>
+                    </a:blip>
+                    <a:srcRect/>
+                    <a:stretch>
+                      <a:fillRect/>
+                    </a:stretch>
+                  </pic:blipFill>
+                  <pic:spPr bwMode="auto">
+                    <a:xfrm>
+                      <a:off x="0" y="0"/>
+                      <a:ext cx="3293745" cy="2530475"/>
+                    </a:xfrm>
+                    <a:prstGeom prst="rect">
+                      <a:avLst/>
+                    </a:prstGeom>
+                    <a:noFill/>
+                    <a:ln>
+                      <a:noFill/>
+                    </a:ln>
+                  </pic:spPr>
+                </pic:pic>
+              </a:graphicData>
+            </a:graphic>
+            <wp14:sizeRelH relativeFrom="margin">
+              <wp14:pctWidth>0</wp14:pctWidth>
+            </wp14:sizeRelH>
+            <wp14:sizeRelV relativeFrom="margin">
+              <wp14:pctHeight>0</wp14:pctHeight>
+            </wp14:sizeRelV>
+          </wp:anchor>
+        </w:drawing>
+      </w:r>
+      <w:r>
+        <w:rPr>
+          <w:noProof/>
+        </w:rPr>
+        <w:drawing>
+          <wp:anchor distT="0" distB="0" distL="114300" distR="114300" simplePos="0" relativeHeight="251661312" behindDoc="0" locked="0" layoutInCell="1" allowOverlap="1" wp14:anchorId="2B094B08" wp14:editId="2ACD1DFA">
+            <wp:simplePos x="0" y="0"/>
+            <wp:positionH relativeFrom="column">
+              <wp:posOffset>114300</wp:posOffset>
+            </wp:positionH>
+            <wp:positionV relativeFrom="paragraph">
+              <wp:posOffset>756285</wp:posOffset>
+            </wp:positionV>
+            <wp:extent cx="2677795" cy="2712085"/>
+            <wp:effectExtent l="0" t="0" r="8255" b="0"/>
+            <wp:wrapTopAndBottom/>
+            <wp:docPr id="784886391" name="Picture 3"/>
+            <wp:cNvGraphicFramePr>
+              <a:graphicFrameLocks xmlns:a="http://schemas.openxmlformats.org/drawingml/2006/main" noChangeAspect="1"/>
+            </wp:cNvGraphicFramePr>
+            <a:graphic xmlns:a="http://schemas.openxmlformats.org/drawingml/2006/main">
+              <a:graphicData uri="http://schemas.openxmlformats.org/drawingml/2006/picture">
+                <pic:pic xmlns:pic="http://schemas.openxmlformats.org/drawingml/2006/picture">
+                  <pic:nvPicPr>
+                    <pic:cNvPr id="0" name="Picture 3"/>
+                    <pic:cNvPicPr>
+                      <a:picLocks noChangeAspect="1" noChangeArrowheads="1"/>
+                    </pic:cNvPicPr>
+                  </pic:nvPicPr>
+                  <pic:blipFill>
+                    <a:blip r:embed="rId7">
+                      <a:extLst>
+                        <a:ext uri="{28A0092B-C50C-407E-A947-70E740481C1C}">
+                          <a14:useLocalDpi xmlns:a14="http://schemas.microsoft.com/office/drawing/2010/main" val="0"/>
+                        </a:ext>
+                      </a:extLst>
+                    </a:blip>
+                    <a:srcRect/>
+                    <a:stretch>
+                      <a:fillRect/>
+                    </a:stretch>
+                  </pic:blipFill>
+                  <pic:spPr bwMode="auto">
+                    <a:xfrm>
+                      <a:off x="0" y="0"/>
+                      <a:ext cx="2677795" cy="2712085"/>
+                    </a:xfrm>
+                    <a:prstGeom prst="rect">
+                      <a:avLst/>
+                    </a:prstGeom>
+                    <a:noFill/>
+                    <a:ln>
+                      <a:noFill/>
+                    </a:ln>
+                  </pic:spPr>
+                </pic:pic>
+              </a:graphicData>
+            </a:graphic>
+          </wp:anchor>
+        </w:drawing>
+      </w:r>
+      <w:proofErr w:type="gramStart"/>
+      <w:r>
+        <w:t>Output :</w:t>
+      </w:r>
+      <w:proofErr w:type="gramEnd"/>
+      <w:r>
+        <w:rPr>
+          <w:noProof/>
+        </w:rPr>
+        <w:t xml:space="preserve"> </w:t>
+      </w:r>
+    </w:p>
+    <w:p>
+      <w:pPr>
+        <w:ind w:left="360"/>
+      </w:pPr>
+      <w:r>
+        <w:rPr>
+          <w:noProof/>
+        </w:rPr>
+        <w:lastRenderedPageBreak/>
+        <w:drawing>
+          <wp:anchor distT="0" distB="0" distL="114300" distR="114300" simplePos="0" relativeHeight="251659264" behindDoc="0" locked="0" layoutInCell="1" allowOverlap="1" wp14:anchorId="12113155" wp14:editId="27A5283C">
+            <wp:simplePos x="0" y="0"/>
+            <wp:positionH relativeFrom="column">
+              <wp:posOffset>495935</wp:posOffset>
+            </wp:positionH>
+            <wp:positionV relativeFrom="paragraph">
+              <wp:posOffset>4800600</wp:posOffset>
+            </wp:positionV>
+            <wp:extent cx="5212080" cy="4018280"/>
+            <wp:effectExtent l="0" t="0" r="7620" b="1270"/>
+            <wp:wrapTopAndBottom/>
+            <wp:docPr id="186687087" name="Picture 4"/>
+            <wp:cNvGraphicFramePr>
+              <a:graphicFrameLocks xmlns:a="http://schemas.openxmlformats.org/drawingml/2006/main" noChangeAspect="1"/>
+            </wp:cNvGraphicFramePr>
+            <a:graphic xmlns:a="http://schemas.openxmlformats.org/drawingml/2006/main">
+              <a:graphicData uri="http://schemas.openxmlformats.org/drawingml/2006/picture">
+                <pic:pic xmlns:pic="http://schemas.openxmlformats.org/drawingml/2006/picture">
+                  <pic:nvPicPr>
+                    <pic:cNvPr id="0" name="Picture 4"/>
+                    <pic:cNvPicPr>
+                      <a:picLocks noChangeAspect="1" noChangeArrowheads="1"/>
+                    </pic:cNvPicPr>
+                  </pic:nvPicPr>
+                  <pic:blipFill>
+                    <a:blip r:embed="rId8">
+                      <a:extLst>
+                        <a:ext uri="{28A0092B-C50C-407E-A947-70E740481C1C}">
+                          <a14:useLocalDpi xmlns:a14="http://schemas.microsoft.com/office/drawing/2010/main" val="0"/>
+                        </a:ext>
+                      </a:extLst>
+                    </a:blip>
+                    <a:srcRect/>
+                    <a:stretch>
+                      <a:fillRect/>
+                    </a:stretch>
+                  </pic:blipFill>
+                  <pic:spPr bwMode="auto">
+                    <a:xfrm>
+                      <a:off x="0" y="0"/>
+                      <a:ext cx="5212080" cy="4018280"/>
+                    </a:xfrm>
+                    <a:prstGeom prst="rect">
+                      <a:avLst/>
+                    </a:prstGeom>
+                    <a:noFill/>
+                    <a:ln>
+                      <a:noFill/>
+                    </a:ln>
+                  </pic:spPr>
+                </pic:pic>
+              </a:graphicData>
+            </a:graphic>
+            <wp14:sizeRelH relativeFrom="margin">
+              <wp14:pctWidth>0</wp14:pctWidth>
+            </wp14:sizeRelH>
+            <wp14:sizeRelV relativeFrom="margin">
+              <wp14:pctHeight>0</wp14:pctHeight>
+            </wp14:sizeRelV>
+          </wp:anchor>
+        </w:drawing>
+      </w:r>
+      <w:r>
+        <w:rPr>
+          <w:noProof/>
+        </w:rPr>
+        <w:drawing>
+          <wp:inline distT="0" distB="0" distL="0" distR="0" wp14:anchorId="054E4683" wp14:editId="10A8EF17">
+            <wp:extent cx="5479961" cy="4118610"/>
+            <wp:effectExtent l="0" t="0" r="6985" b="0"/>
+            <wp:docPr id="1762799305" name="Picture 1"/>
+            <wp:cNvGraphicFramePr>
+              <a:graphicFrameLocks xmlns:a="http://schemas.openxmlformats.org/drawingml/2006/main" noChangeAspect="1"/>
+            </wp:cNvGraphicFramePr>
+            <a:graphic xmlns:a="http://schemas.openxmlformats.org/drawingml/2006/main">
+              <a:graphicData uri="http://schemas.openxmlformats.org/drawingml/2006/picture">
+                <pic:pic xmlns:pic="http://schemas.openxmlformats.org/drawingml/2006/picture">
+                  <pic:nvPicPr>
+                    <pic:cNvPr id="0" name="Picture 1"/>
+                    <pic:cNvPicPr>
+                      <a:picLocks noChangeAspect="1" noChangeArrowheads="1"/>
+                    </pic:cNvPicPr>
+                  </pic:nvPicPr>
+                  <pic:blipFill>
+                    <a:blip r:embed="rId9">
+                      <a:extLst>
+                        <a:ext uri="{28A0092B-C50C-407E-A947-70E740481C1C}">
+                          <a14:useLocalDpi xmlns:a14="http://schemas.microsoft.com/office/drawing/2010/main" val="0"/>
+                        </a:ext>
+                      </a:extLst>
+                    </a:blip>
+                    <a:srcRect/>
+                    <a:stretch>
+                      <a:fillRect/>
+                    </a:stretch>
+                  </pic:blipFill>
+                  <pic:spPr bwMode="auto">
+                    <a:xfrm>
+                      <a:off x="0" y="0"/>
+                      <a:ext cx="5487009" cy="4123907"/>
+                    </a:xfrm>
+                    <a:prstGeom prst="rect">
+                      <a:avLst/>
+                    </a:prstGeom>
+                    <a:noFill/>
+                    <a:ln>
+                      <a:noFill/>
+                    </a:ln>
+                  </pic:spPr>
+                </pic:pic>
+              </a:graphicData>
+            </a:graphic>
+          </wp:inline>
+        </w:drawing>
       </w:r>
     </w:p>
     <w:sectPr>
@@ -940,6 +1239,7 @@
   <w:style w:type="character" w:default="1" w:styleId="DefaultParagraphFont">
     <w:name w:val="Default Paragraph Font"/>
     <w:uiPriority w:val="1"/>
+    <w:semiHidden/>
     <w:unhideWhenUsed/>
   </w:style>
   <w:style w:type="table" w:default="1" w:styleId="TableNormal">
